--- a/resultat/Screen_résultats_CARON_Mathieu.docx
+++ b/resultat/Screen_résultats_CARON_Mathieu.docx
@@ -2,8 +2,297 @@
 <file path=word/document.xml><?xml version="1.0" encoding="utf-8"?>
 <w:document xmlns:wpc="http://schemas.microsoft.com/office/word/2010/wordprocessingCanvas" xmlns:cx="http://schemas.microsoft.com/office/drawing/2014/chartex" xmlns:cx1="http://schemas.microsoft.com/office/drawing/2015/9/8/chartex" xmlns:cx2="http://schemas.microsoft.com/office/drawing/2015/10/21/chartex" xmlns:cx3="http://schemas.microsoft.com/office/drawing/2016/5/9/chartex" xmlns:cx4="http://schemas.microsoft.com/office/drawing/2016/5/10/chartex" xmlns:cx5="http://schemas.microsoft.com/office/drawing/2016/5/11/chartex" xmlns:cx6="http://schemas.microsoft.com/office/drawing/2016/5/12/chartex" xmlns:cx7="http://schemas.microsoft.com/office/drawing/2016/5/13/chartex" xmlns:cx8="http://schemas.microsoft.com/office/drawing/2016/5/14/chartex" xmlns:mc="http://schemas.openxmlformats.org/markup-compatibility/2006" xmlns:aink="http://schemas.microsoft.com/office/drawing/2016/ink" xmlns:am3d="http://schemas.microsoft.com/office/drawing/2017/model3d" xmlns:o="urn:schemas-microsoft-com:office:office" xmlns:oel="http://schemas.microsoft.com/office/2019/extlst" xmlns:r="http://schemas.openxmlformats.org/officeDocument/2006/relationships" xmlns:m="http://schemas.openxmlformats.org/officeDocument/2006/math" xmlns:v="urn:schemas-microsoft-com:vml" xmlns:wp14="http://schemas.microsoft.com/office/word/2010/wordprocessingDrawing" xmlns:wp="http://schemas.openxmlformats.org/drawingml/2006/wordprocessingDrawing" xmlns:w10="urn:schemas-microsoft-com:office:word" xmlns:w="http://schemas.openxmlformats.org/wordprocessingml/2006/main" xmlns:w14="http://schemas.microsoft.com/office/word/2010/wordml" xmlns:w15="http://schemas.microsoft.com/office/word/2012/wordml" xmlns:w16cex="http://schemas.microsoft.com/office/word/2018/wordml/cex" xmlns:w16cid="http://schemas.microsoft.com/office/word/2016/wordml/cid" xmlns:w16="http://schemas.microsoft.com/office/word/2018/wordml" xmlns:w16du="http://schemas.microsoft.com/office/word/2023/wordml/word16du" xmlns:w16sdtdh="http://schemas.microsoft.com/office/word/2020/wordml/sdtdatahash" xmlns:w16sdtfl="http://schemas.microsoft.com/office/word/2024/wordml/sdtformatlock" xmlns:w16se="http://schemas.microsoft.com/office/word/2015/wordml/symex" xmlns:wpg="http://schemas.microsoft.com/office/word/2010/wordprocessingGroup" xmlns:wpi="http://schemas.microsoft.com/office/word/2010/wordprocessingInk" xmlns:wne="http://schemas.microsoft.com/office/word/2006/wordml" xmlns:wps="http://schemas.microsoft.com/office/word/2010/wordprocessingShape" mc:Ignorable="w14 w15 w16se w16cid w16 w16cex w16sdtdh w16sdtfl w16du wp14">
   <w:body>
-    <w:p/>
+    <w:p>
+      <w:r>
+        <w:rPr>
+          <w:noProof/>
+        </w:rPr>
+        <w:drawing>
+          <wp:inline distT="0" distB="0" distL="0" distR="0" wp14:anchorId="0F9B4E9F" wp14:editId="023BF234">
+            <wp:extent cx="5760720" cy="3315335"/>
+            <wp:effectExtent l="0" t="0" r="5080" b="0"/>
+            <wp:docPr id="1119432159" name="Image 1" descr="Une image contenant texte, capture d’écran&#10;&#10;Le contenu généré par l’IA peut être incorrect."/>
+            <wp:cNvGraphicFramePr>
+              <a:graphicFrameLocks xmlns:a="http://schemas.openxmlformats.org/drawingml/2006/main" noChangeAspect="1"/>
+            </wp:cNvGraphicFramePr>
+            <a:graphic xmlns:a="http://schemas.openxmlformats.org/drawingml/2006/main">
+              <a:graphicData uri="http://schemas.openxmlformats.org/drawingml/2006/picture">
+                <pic:pic xmlns:pic="http://schemas.openxmlformats.org/drawingml/2006/picture">
+                  <pic:nvPicPr>
+                    <pic:cNvPr id="1119432159" name="Image 1" descr="Une image contenant texte, capture d’écran&#10;&#10;Le contenu généré par l’IA peut être incorrect."/>
+                    <pic:cNvPicPr/>
+                  </pic:nvPicPr>
+                  <pic:blipFill>
+                    <a:blip r:embed="rId6" cstate="print">
+                      <a:extLst>
+                        <a:ext uri="{28A0092B-C50C-407E-A947-70E740481C1C}">
+                          <a14:useLocalDpi xmlns:a14="http://schemas.microsoft.com/office/drawing/2010/main" val="0"/>
+                        </a:ext>
+                      </a:extLst>
+                    </a:blip>
+                    <a:stretch>
+                      <a:fillRect/>
+                    </a:stretch>
+                  </pic:blipFill>
+                  <pic:spPr>
+                    <a:xfrm>
+                      <a:off x="0" y="0"/>
+                      <a:ext cx="5760720" cy="3315335"/>
+                    </a:xfrm>
+                    <a:prstGeom prst="rect">
+                      <a:avLst/>
+                    </a:prstGeom>
+                  </pic:spPr>
+                </pic:pic>
+              </a:graphicData>
+            </a:graphic>
+          </wp:inline>
+        </w:drawing>
+      </w:r>
+      <w:r>
+        <w:rPr>
+          <w:noProof/>
+        </w:rPr>
+        <w:drawing>
+          <wp:inline distT="0" distB="0" distL="0" distR="0" wp14:anchorId="5501FDBC" wp14:editId="13B048E2">
+            <wp:extent cx="5760720" cy="5064760"/>
+            <wp:effectExtent l="0" t="0" r="5080" b="2540"/>
+            <wp:docPr id="1070152925" name="Image 2" descr="Une image contenant texte, capture d’écran, Police&#10;&#10;Le contenu généré par l’IA peut être incorrect."/>
+            <wp:cNvGraphicFramePr>
+              <a:graphicFrameLocks xmlns:a="http://schemas.openxmlformats.org/drawingml/2006/main" noChangeAspect="1"/>
+            </wp:cNvGraphicFramePr>
+            <a:graphic xmlns:a="http://schemas.openxmlformats.org/drawingml/2006/main">
+              <a:graphicData uri="http://schemas.openxmlformats.org/drawingml/2006/picture">
+                <pic:pic xmlns:pic="http://schemas.openxmlformats.org/drawingml/2006/picture">
+                  <pic:nvPicPr>
+                    <pic:cNvPr id="1070152925" name="Image 2" descr="Une image contenant texte, capture d’écran, Police&#10;&#10;Le contenu généré par l’IA peut être incorrect."/>
+                    <pic:cNvPicPr/>
+                  </pic:nvPicPr>
+                  <pic:blipFill>
+                    <a:blip r:embed="rId7" cstate="print">
+                      <a:extLst>
+                        <a:ext uri="{28A0092B-C50C-407E-A947-70E740481C1C}">
+                          <a14:useLocalDpi xmlns:a14="http://schemas.microsoft.com/office/drawing/2010/main" val="0"/>
+                        </a:ext>
+                      </a:extLst>
+                    </a:blip>
+                    <a:stretch>
+                      <a:fillRect/>
+                    </a:stretch>
+                  </pic:blipFill>
+                  <pic:spPr>
+                    <a:xfrm>
+                      <a:off x="0" y="0"/>
+                      <a:ext cx="5760720" cy="5064760"/>
+                    </a:xfrm>
+                    <a:prstGeom prst="rect">
+                      <a:avLst/>
+                    </a:prstGeom>
+                  </pic:spPr>
+                </pic:pic>
+              </a:graphicData>
+            </a:graphic>
+          </wp:inline>
+        </w:drawing>
+      </w:r>
+    </w:p>
+    <w:p>
+      <w:r>
+        <w:rPr>
+          <w:noProof/>
+        </w:rPr>
+        <w:lastRenderedPageBreak/>
+        <w:drawing>
+          <wp:inline distT="0" distB="0" distL="0" distR="0" wp14:anchorId="215CD991" wp14:editId="3F06F198">
+            <wp:extent cx="5760720" cy="3364865"/>
+            <wp:effectExtent l="0" t="0" r="5080" b="635"/>
+            <wp:docPr id="110151027" name="Image 3" descr="Une image contenant texte, capture d’écran, Police, conception&#10;&#10;Le contenu généré par l’IA peut être incorrect."/>
+            <wp:cNvGraphicFramePr>
+              <a:graphicFrameLocks xmlns:a="http://schemas.openxmlformats.org/drawingml/2006/main" noChangeAspect="1"/>
+            </wp:cNvGraphicFramePr>
+            <a:graphic xmlns:a="http://schemas.openxmlformats.org/drawingml/2006/main">
+              <a:graphicData uri="http://schemas.openxmlformats.org/drawingml/2006/picture">
+                <pic:pic xmlns:pic="http://schemas.openxmlformats.org/drawingml/2006/picture">
+                  <pic:nvPicPr>
+                    <pic:cNvPr id="110151027" name="Image 3" descr="Une image contenant texte, capture d’écran, Police, conception&#10;&#10;Le contenu généré par l’IA peut être incorrect."/>
+                    <pic:cNvPicPr/>
+                  </pic:nvPicPr>
+                  <pic:blipFill>
+                    <a:blip r:embed="rId8">
+                      <a:extLst>
+                        <a:ext uri="{28A0092B-C50C-407E-A947-70E740481C1C}">
+                          <a14:useLocalDpi xmlns:a14="http://schemas.microsoft.com/office/drawing/2010/main" val="0"/>
+                        </a:ext>
+                      </a:extLst>
+                    </a:blip>
+                    <a:stretch>
+                      <a:fillRect/>
+                    </a:stretch>
+                  </pic:blipFill>
+                  <pic:spPr>
+                    <a:xfrm>
+                      <a:off x="0" y="0"/>
+                      <a:ext cx="5760720" cy="3364865"/>
+                    </a:xfrm>
+                    <a:prstGeom prst="rect">
+                      <a:avLst/>
+                    </a:prstGeom>
+                  </pic:spPr>
+                </pic:pic>
+              </a:graphicData>
+            </a:graphic>
+          </wp:inline>
+        </w:drawing>
+      </w:r>
+    </w:p>
+    <w:p>
+      <w:r>
+        <w:rPr>
+          <w:noProof/>
+        </w:rPr>
+        <w:lastRenderedPageBreak/>
+        <w:drawing>
+          <wp:inline distT="0" distB="0" distL="0" distR="0" wp14:anchorId="2E8824AE" wp14:editId="0899B22B">
+            <wp:extent cx="5760720" cy="6783705"/>
+            <wp:effectExtent l="0" t="0" r="5080" b="0"/>
+            <wp:docPr id="1796309500" name="Image 4" descr="Une image contenant texte, capture d’écran, conception&#10;&#10;Le contenu généré par l’IA peut être incorrect."/>
+            <wp:cNvGraphicFramePr>
+              <a:graphicFrameLocks xmlns:a="http://schemas.openxmlformats.org/drawingml/2006/main" noChangeAspect="1"/>
+            </wp:cNvGraphicFramePr>
+            <a:graphic xmlns:a="http://schemas.openxmlformats.org/drawingml/2006/main">
+              <a:graphicData uri="http://schemas.openxmlformats.org/drawingml/2006/picture">
+                <pic:pic xmlns:pic="http://schemas.openxmlformats.org/drawingml/2006/picture">
+                  <pic:nvPicPr>
+                    <pic:cNvPr id="1796309500" name="Image 4" descr="Une image contenant texte, capture d’écran, conception&#10;&#10;Le contenu généré par l’IA peut être incorrect."/>
+                    <pic:cNvPicPr/>
+                  </pic:nvPicPr>
+                  <pic:blipFill>
+                    <a:blip r:embed="rId9">
+                      <a:extLst>
+                        <a:ext uri="{28A0092B-C50C-407E-A947-70E740481C1C}">
+                          <a14:useLocalDpi xmlns:a14="http://schemas.microsoft.com/office/drawing/2010/main" val="0"/>
+                        </a:ext>
+                      </a:extLst>
+                    </a:blip>
+                    <a:stretch>
+                      <a:fillRect/>
+                    </a:stretch>
+                  </pic:blipFill>
+                  <pic:spPr>
+                    <a:xfrm>
+                      <a:off x="0" y="0"/>
+                      <a:ext cx="5760720" cy="6783705"/>
+                    </a:xfrm>
+                    <a:prstGeom prst="rect">
+                      <a:avLst/>
+                    </a:prstGeom>
+                  </pic:spPr>
+                </pic:pic>
+              </a:graphicData>
+            </a:graphic>
+          </wp:inline>
+        </w:drawing>
+      </w:r>
+      <w:r>
+        <w:rPr>
+          <w:noProof/>
+        </w:rPr>
+        <w:lastRenderedPageBreak/>
+        <w:drawing>
+          <wp:inline distT="0" distB="0" distL="0" distR="0" wp14:anchorId="34CB5F8A" wp14:editId="789DA52B">
+            <wp:extent cx="5760720" cy="5541645"/>
+            <wp:effectExtent l="0" t="0" r="5080" b="0"/>
+            <wp:docPr id="1292806074" name="Image 5" descr="Une image contenant texte, capture d’écran, noir et blanc, menu&#10;&#10;Le contenu généré par l’IA peut être incorrect."/>
+            <wp:cNvGraphicFramePr>
+              <a:graphicFrameLocks xmlns:a="http://schemas.openxmlformats.org/drawingml/2006/main" noChangeAspect="1"/>
+            </wp:cNvGraphicFramePr>
+            <a:graphic xmlns:a="http://schemas.openxmlformats.org/drawingml/2006/main">
+              <a:graphicData uri="http://schemas.openxmlformats.org/drawingml/2006/picture">
+                <pic:pic xmlns:pic="http://schemas.openxmlformats.org/drawingml/2006/picture">
+                  <pic:nvPicPr>
+                    <pic:cNvPr id="1292806074" name="Image 5" descr="Une image contenant texte, capture d’écran, noir et blanc, menu&#10;&#10;Le contenu généré par l’IA peut être incorrect."/>
+                    <pic:cNvPicPr/>
+                  </pic:nvPicPr>
+                  <pic:blipFill>
+                    <a:blip r:embed="rId10" cstate="print">
+                      <a:extLst>
+                        <a:ext uri="{28A0092B-C50C-407E-A947-70E740481C1C}">
+                          <a14:useLocalDpi xmlns:a14="http://schemas.microsoft.com/office/drawing/2010/main" val="0"/>
+                        </a:ext>
+                      </a:extLst>
+                    </a:blip>
+                    <a:stretch>
+                      <a:fillRect/>
+                    </a:stretch>
+                  </pic:blipFill>
+                  <pic:spPr>
+                    <a:xfrm>
+                      <a:off x="0" y="0"/>
+                      <a:ext cx="5760720" cy="5541645"/>
+                    </a:xfrm>
+                    <a:prstGeom prst="rect">
+                      <a:avLst/>
+                    </a:prstGeom>
+                  </pic:spPr>
+                </pic:pic>
+              </a:graphicData>
+            </a:graphic>
+          </wp:inline>
+        </w:drawing>
+      </w:r>
+    </w:p>
+    <w:p>
+      <w:r>
+        <w:rPr>
+          <w:noProof/>
+        </w:rPr>
+        <w:lastRenderedPageBreak/>
+        <w:drawing>
+          <wp:inline distT="0" distB="0" distL="0" distR="0" wp14:anchorId="48480C65" wp14:editId="30FD1865">
+            <wp:extent cx="5760720" cy="6870700"/>
+            <wp:effectExtent l="0" t="0" r="5080" b="0"/>
+            <wp:docPr id="1166405608" name="Image 6" descr="Une image contenant texte, capture d’écran, conception&#10;&#10;Le contenu généré par l’IA peut être incorrect."/>
+            <wp:cNvGraphicFramePr>
+              <a:graphicFrameLocks xmlns:a="http://schemas.openxmlformats.org/drawingml/2006/main" noChangeAspect="1"/>
+            </wp:cNvGraphicFramePr>
+            <a:graphic xmlns:a="http://schemas.openxmlformats.org/drawingml/2006/main">
+              <a:graphicData uri="http://schemas.openxmlformats.org/drawingml/2006/picture">
+                <pic:pic xmlns:pic="http://schemas.openxmlformats.org/drawingml/2006/picture">
+                  <pic:nvPicPr>
+                    <pic:cNvPr id="1166405608" name="Image 6" descr="Une image contenant texte, capture d’écran, conception&#10;&#10;Le contenu généré par l’IA peut être incorrect."/>
+                    <pic:cNvPicPr/>
+                  </pic:nvPicPr>
+                  <pic:blipFill>
+                    <a:blip r:embed="rId11">
+                      <a:extLst>
+                        <a:ext uri="{28A0092B-C50C-407E-A947-70E740481C1C}">
+                          <a14:useLocalDpi xmlns:a14="http://schemas.microsoft.com/office/drawing/2010/main" val="0"/>
+                        </a:ext>
+                      </a:extLst>
+                    </a:blip>
+                    <a:stretch>
+                      <a:fillRect/>
+                    </a:stretch>
+                  </pic:blipFill>
+                  <pic:spPr>
+                    <a:xfrm>
+                      <a:off x="0" y="0"/>
+                      <a:ext cx="5760720" cy="6870700"/>
+                    </a:xfrm>
+                    <a:prstGeom prst="rect">
+                      <a:avLst/>
+                    </a:prstGeom>
+                  </pic:spPr>
+                </pic:pic>
+              </a:graphicData>
+            </a:graphic>
+          </wp:inline>
+        </w:drawing>
+      </w:r>
+    </w:p>
     <w:sectPr>
+      <w:headerReference w:type="default" r:id="rId12"/>
+      <w:footerReference w:type="default" r:id="rId13"/>
       <w:pgSz w:w="11906" w:h="16838"/>
       <w:pgMar w:top="1417" w:right="1417" w:bottom="1417" w:left="1417" w:header="708" w:footer="708" w:gutter="0"/>
       <w:cols w:space="708"/>
@@ -11,6 +300,174 @@
     </w:sectPr>
   </w:body>
 </w:document>
+</file>
+
+<file path=word/endnotes.xml><?xml version="1.0" encoding="utf-8"?>
+<w:endnotes xmlns:wpc="http://schemas.microsoft.com/office/word/2010/wordprocessingCanvas" xmlns:cx="http://schemas.microsoft.com/office/drawing/2014/chartex" xmlns:cx1="http://schemas.microsoft.com/office/drawing/2015/9/8/chartex" xmlns:cx2="http://schemas.microsoft.com/office/drawing/2015/10/21/chartex" xmlns:cx3="http://schemas.microsoft.com/office/drawing/2016/5/9/chartex" xmlns:cx4="http://schemas.microsoft.com/office/drawing/2016/5/10/chartex" xmlns:cx5="http://schemas.microsoft.com/office/drawing/2016/5/11/chartex" xmlns:cx6="http://schemas.microsoft.com/office/drawing/2016/5/12/chartex" xmlns:cx7="http://schemas.microsoft.com/office/drawing/2016/5/13/chartex" xmlns:cx8="http://schemas.microsoft.com/office/drawing/2016/5/14/chartex" xmlns:mc="http://schemas.openxmlformats.org/markup-compatibility/2006" xmlns:aink="http://schemas.microsoft.com/office/drawing/2016/ink" xmlns:am3d="http://schemas.microsoft.com/office/drawing/2017/model3d" xmlns:o="urn:schemas-microsoft-com:office:office" xmlns:oel="http://schemas.microsoft.com/office/2019/extlst" xmlns:r="http://schemas.openxmlformats.org/officeDocument/2006/relationships" xmlns:m="http://schemas.openxmlformats.org/officeDocument/2006/math" xmlns:v="urn:schemas-microsoft-com:vml" xmlns:wp14="http://schemas.microsoft.com/office/word/2010/wordprocessingDrawing" xmlns:wp="http://schemas.openxmlformats.org/drawingml/2006/wordprocessingDrawing" xmlns:w10="urn:schemas-microsoft-com:office:word" xmlns:w="http://schemas.openxmlformats.org/wordprocessingml/2006/main" xmlns:w14="http://schemas.microsoft.com/office/word/2010/wordml" xmlns:w15="http://schemas.microsoft.com/office/word/2012/wordml" xmlns:w16cex="http://schemas.microsoft.com/office/word/2018/wordml/cex" xmlns:w16cid="http://schemas.microsoft.com/office/word/2016/wordml/cid" xmlns:w16="http://schemas.microsoft.com/office/word/2018/wordml" xmlns:w16du="http://schemas.microsoft.com/office/word/2023/wordml/word16du" xmlns:w16sdtdh="http://schemas.microsoft.com/office/word/2020/wordml/sdtdatahash" xmlns:w16sdtfl="http://schemas.microsoft.com/office/word/2024/wordml/sdtformatlock" xmlns:w16se="http://schemas.microsoft.com/office/word/2015/wordml/symex" xmlns:wpg="http://schemas.microsoft.com/office/word/2010/wordprocessingGroup" xmlns:wpi="http://schemas.microsoft.com/office/word/2010/wordprocessingInk" xmlns:wne="http://schemas.microsoft.com/office/word/2006/wordml" xmlns:wps="http://schemas.microsoft.com/office/word/2010/wordprocessingShape" mc:Ignorable="w14 w15 w16se w16cid w16 w16cex w16sdtdh w16sdtfl w16du wp14">
+  <w:endnote w:type="separator" w:id="-1">
+    <w:p>
+      <w:pPr>
+        <w:spacing w:after="0" w:line="240" w:lineRule="auto"/>
+      </w:pPr>
+      <w:r>
+        <w:separator/>
+      </w:r>
+    </w:p>
+  </w:endnote>
+  <w:endnote w:type="continuationSeparator" w:id="0">
+    <w:p>
+      <w:pPr>
+        <w:spacing w:after="0" w:line="240" w:lineRule="auto"/>
+      </w:pPr>
+      <w:r>
+        <w:continuationSeparator/>
+      </w:r>
+    </w:p>
+  </w:endnote>
+</w:endnotes>
+</file>
+
+<file path=word/footer1.xml><?xml version="1.0" encoding="utf-8"?>
+<w:ftr xmlns:wpc="http://schemas.microsoft.com/office/word/2010/wordprocessingCanvas" xmlns:cx="http://schemas.microsoft.com/office/drawing/2014/chartex" xmlns:cx1="http://schemas.microsoft.com/office/drawing/2015/9/8/chartex" xmlns:cx2="http://schemas.microsoft.com/office/drawing/2015/10/21/chartex" xmlns:cx3="http://schemas.microsoft.com/office/drawing/2016/5/9/chartex" xmlns:cx4="http://schemas.microsoft.com/office/drawing/2016/5/10/chartex" xmlns:cx5="http://schemas.microsoft.com/office/drawing/2016/5/11/chartex" xmlns:cx6="http://schemas.microsoft.com/office/drawing/2016/5/12/chartex" xmlns:cx7="http://schemas.microsoft.com/office/drawing/2016/5/13/chartex" xmlns:cx8="http://schemas.microsoft.com/office/drawing/2016/5/14/chartex" xmlns:mc="http://schemas.openxmlformats.org/markup-compatibility/2006" xmlns:aink="http://schemas.microsoft.com/office/drawing/2016/ink" xmlns:am3d="http://schemas.microsoft.com/office/drawing/2017/model3d" xmlns:o="urn:schemas-microsoft-com:office:office" xmlns:oel="http://schemas.microsoft.com/office/2019/extlst" xmlns:r="http://schemas.openxmlformats.org/officeDocument/2006/relationships" xmlns:m="http://schemas.openxmlformats.org/officeDocument/2006/math" xmlns:v="urn:schemas-microsoft-com:vml" xmlns:wp14="http://schemas.microsoft.com/office/word/2010/wordprocessingDrawing" xmlns:wp="http://schemas.openxmlformats.org/drawingml/2006/wordprocessingDrawing" xmlns:w10="urn:schemas-microsoft-com:office:word" xmlns:w="http://schemas.openxmlformats.org/wordprocessingml/2006/main" xmlns:w14="http://schemas.microsoft.com/office/word/2010/wordml" xmlns:w15="http://schemas.microsoft.com/office/word/2012/wordml" xmlns:w16cex="http://schemas.microsoft.com/office/word/2018/wordml/cex" xmlns:w16cid="http://schemas.microsoft.com/office/word/2016/wordml/cid" xmlns:w16="http://schemas.microsoft.com/office/word/2018/wordml" xmlns:w16du="http://schemas.microsoft.com/office/word/2023/wordml/word16du" xmlns:w16sdtdh="http://schemas.microsoft.com/office/word/2020/wordml/sdtdatahash" xmlns:w16sdtfl="http://schemas.microsoft.com/office/word/2024/wordml/sdtformatlock" xmlns:w16se="http://schemas.microsoft.com/office/word/2015/wordml/symex" xmlns:wpg="http://schemas.microsoft.com/office/word/2010/wordprocessingGroup" xmlns:wpi="http://schemas.microsoft.com/office/word/2010/wordprocessingInk" xmlns:wne="http://schemas.microsoft.com/office/word/2006/wordml" xmlns:wps="http://schemas.microsoft.com/office/word/2010/wordprocessingShape" mc:Ignorable="w14 w15 w16se w16cid w16 w16cex w16sdtdh w16sdtfl w16du wp14">
+  <w:p>
+    <w:pPr>
+      <w:pStyle w:val="Pieddepage"/>
+      <w:pBdr>
+        <w:top w:val="single" w:sz="4" w:space="1" w:color="auto"/>
+      </w:pBdr>
+      <w:jc w:val="right"/>
+      <w:rPr>
+        <w:color w:val="000000" w:themeColor="text1"/>
+      </w:rPr>
+    </w:pPr>
+    <w:r>
+      <w:rPr>
+        <w:color w:val="000000" w:themeColor="text1"/>
+      </w:rPr>
+      <w:t xml:space="preserve">Page </w:t>
+    </w:r>
+    <w:r>
+      <w:rPr>
+        <w:color w:val="000000" w:themeColor="text1"/>
+      </w:rPr>
+      <w:fldChar w:fldCharType="begin"/>
+    </w:r>
+    <w:r>
+      <w:rPr>
+        <w:color w:val="000000" w:themeColor="text1"/>
+      </w:rPr>
+      <w:instrText>PAGE  \* Arabic  \* MERGEFORMAT</w:instrText>
+    </w:r>
+    <w:r>
+      <w:rPr>
+        <w:color w:val="000000" w:themeColor="text1"/>
+      </w:rPr>
+      <w:fldChar w:fldCharType="separate"/>
+    </w:r>
+    <w:r>
+      <w:rPr>
+        <w:color w:val="000000" w:themeColor="text1"/>
+      </w:rPr>
+      <w:t>2</w:t>
+    </w:r>
+    <w:r>
+      <w:rPr>
+        <w:color w:val="000000" w:themeColor="text1"/>
+      </w:rPr>
+      <w:fldChar w:fldCharType="end"/>
+    </w:r>
+    <w:r>
+      <w:rPr>
+        <w:color w:val="000000" w:themeColor="text1"/>
+      </w:rPr>
+      <w:t xml:space="preserve"> sur </w:t>
+    </w:r>
+    <w:r>
+      <w:rPr>
+        <w:color w:val="000000" w:themeColor="text1"/>
+      </w:rPr>
+      <w:fldChar w:fldCharType="begin"/>
+    </w:r>
+    <w:r>
+      <w:rPr>
+        <w:color w:val="000000" w:themeColor="text1"/>
+      </w:rPr>
+      <w:instrText>NUMPAGES  \* Arabic  \* MERGEFORMAT</w:instrText>
+    </w:r>
+    <w:r>
+      <w:rPr>
+        <w:color w:val="000000" w:themeColor="text1"/>
+      </w:rPr>
+      <w:fldChar w:fldCharType="separate"/>
+    </w:r>
+    <w:r>
+      <w:rPr>
+        <w:color w:val="000000" w:themeColor="text1"/>
+      </w:rPr>
+      <w:t>2</w:t>
+    </w:r>
+    <w:r>
+      <w:rPr>
+        <w:color w:val="000000" w:themeColor="text1"/>
+      </w:rPr>
+      <w:fldChar w:fldCharType="end"/>
+    </w:r>
+  </w:p>
+  <w:p>
+    <w:pPr>
+      <w:pStyle w:val="Pieddepage"/>
+      <w:pBdr>
+        <w:top w:val="single" w:sz="4" w:space="1" w:color="auto"/>
+      </w:pBdr>
+      <w:jc w:val="right"/>
+      <w:rPr>
+        <w:color w:val="000000" w:themeColor="text1"/>
+      </w:rPr>
+    </w:pPr>
+  </w:p>
+</w:ftr>
+</file>
+
+<file path=word/footnotes.xml><?xml version="1.0" encoding="utf-8"?>
+<w:footnotes xmlns:wpc="http://schemas.microsoft.com/office/word/2010/wordprocessingCanvas" xmlns:cx="http://schemas.microsoft.com/office/drawing/2014/chartex" xmlns:cx1="http://schemas.microsoft.com/office/drawing/2015/9/8/chartex" xmlns:cx2="http://schemas.microsoft.com/office/drawing/2015/10/21/chartex" xmlns:cx3="http://schemas.microsoft.com/office/drawing/2016/5/9/chartex" xmlns:cx4="http://schemas.microsoft.com/office/drawing/2016/5/10/chartex" xmlns:cx5="http://schemas.microsoft.com/office/drawing/2016/5/11/chartex" xmlns:cx6="http://schemas.microsoft.com/office/drawing/2016/5/12/chartex" xmlns:cx7="http://schemas.microsoft.com/office/drawing/2016/5/13/chartex" xmlns:cx8="http://schemas.microsoft.com/office/drawing/2016/5/14/chartex" xmlns:mc="http://schemas.openxmlformats.org/markup-compatibility/2006" xmlns:aink="http://schemas.microsoft.com/office/drawing/2016/ink" xmlns:am3d="http://schemas.microsoft.com/office/drawing/2017/model3d" xmlns:o="urn:schemas-microsoft-com:office:office" xmlns:oel="http://schemas.microsoft.com/office/2019/extlst" xmlns:r="http://schemas.openxmlformats.org/officeDocument/2006/relationships" xmlns:m="http://schemas.openxmlformats.org/officeDocument/2006/math" xmlns:v="urn:schemas-microsoft-com:vml" xmlns:wp14="http://schemas.microsoft.com/office/word/2010/wordprocessingDrawing" xmlns:wp="http://schemas.openxmlformats.org/drawingml/2006/wordprocessingDrawing" xmlns:w10="urn:schemas-microsoft-com:office:word" xmlns:w="http://schemas.openxmlformats.org/wordprocessingml/2006/main" xmlns:w14="http://schemas.microsoft.com/office/word/2010/wordml" xmlns:w15="http://schemas.microsoft.com/office/word/2012/wordml" xmlns:w16cex="http://schemas.microsoft.com/office/word/2018/wordml/cex" xmlns:w16cid="http://schemas.microsoft.com/office/word/2016/wordml/cid" xmlns:w16="http://schemas.microsoft.com/office/word/2018/wordml" xmlns:w16du="http://schemas.microsoft.com/office/word/2023/wordml/word16du" xmlns:w16sdtdh="http://schemas.microsoft.com/office/word/2020/wordml/sdtdatahash" xmlns:w16sdtfl="http://schemas.microsoft.com/office/word/2024/wordml/sdtformatlock" xmlns:w16se="http://schemas.microsoft.com/office/word/2015/wordml/symex" xmlns:wpg="http://schemas.microsoft.com/office/word/2010/wordprocessingGroup" xmlns:wpi="http://schemas.microsoft.com/office/word/2010/wordprocessingInk" xmlns:wne="http://schemas.microsoft.com/office/word/2006/wordml" xmlns:wps="http://schemas.microsoft.com/office/word/2010/wordprocessingShape" mc:Ignorable="w14 w15 w16se w16cid w16 w16cex w16sdtdh w16sdtfl w16du wp14">
+  <w:footnote w:type="separator" w:id="-1">
+    <w:p>
+      <w:pPr>
+        <w:spacing w:after="0" w:line="240" w:lineRule="auto"/>
+      </w:pPr>
+      <w:r>
+        <w:separator/>
+      </w:r>
+    </w:p>
+  </w:footnote>
+  <w:footnote w:type="continuationSeparator" w:id="0">
+    <w:p>
+      <w:pPr>
+        <w:spacing w:after="0" w:line="240" w:lineRule="auto"/>
+      </w:pPr>
+      <w:r>
+        <w:continuationSeparator/>
+      </w:r>
+    </w:p>
+  </w:footnote>
+</w:footnotes>
+</file>
+
+<file path=word/header1.xml><?xml version="1.0" encoding="utf-8"?>
+<w:hdr xmlns:wpc="http://schemas.microsoft.com/office/word/2010/wordprocessingCanvas" xmlns:cx="http://schemas.microsoft.com/office/drawing/2014/chartex" xmlns:cx1="http://schemas.microsoft.com/office/drawing/2015/9/8/chartex" xmlns:cx2="http://schemas.microsoft.com/office/drawing/2015/10/21/chartex" xmlns:cx3="http://schemas.microsoft.com/office/drawing/2016/5/9/chartex" xmlns:cx4="http://schemas.microsoft.com/office/drawing/2016/5/10/chartex" xmlns:cx5="http://schemas.microsoft.com/office/drawing/2016/5/11/chartex" xmlns:cx6="http://schemas.microsoft.com/office/drawing/2016/5/12/chartex" xmlns:cx7="http://schemas.microsoft.com/office/drawing/2016/5/13/chartex" xmlns:cx8="http://schemas.microsoft.com/office/drawing/2016/5/14/chartex" xmlns:mc="http://schemas.openxmlformats.org/markup-compatibility/2006" xmlns:aink="http://schemas.microsoft.com/office/drawing/2016/ink" xmlns:am3d="http://schemas.microsoft.com/office/drawing/2017/model3d" xmlns:o="urn:schemas-microsoft-com:office:office" xmlns:oel="http://schemas.microsoft.com/office/2019/extlst" xmlns:r="http://schemas.openxmlformats.org/officeDocument/2006/relationships" xmlns:m="http://schemas.openxmlformats.org/officeDocument/2006/math" xmlns:v="urn:schemas-microsoft-com:vml" xmlns:wp14="http://schemas.microsoft.com/office/word/2010/wordprocessingDrawing" xmlns:wp="http://schemas.openxmlformats.org/drawingml/2006/wordprocessingDrawing" xmlns:w10="urn:schemas-microsoft-com:office:word" xmlns:w="http://schemas.openxmlformats.org/wordprocessingml/2006/main" xmlns:w14="http://schemas.microsoft.com/office/word/2010/wordml" xmlns:w15="http://schemas.microsoft.com/office/word/2012/wordml" xmlns:w16cex="http://schemas.microsoft.com/office/word/2018/wordml/cex" xmlns:w16cid="http://schemas.microsoft.com/office/word/2016/wordml/cid" xmlns:w16="http://schemas.microsoft.com/office/word/2018/wordml" xmlns:w16du="http://schemas.microsoft.com/office/word/2023/wordml/word16du" xmlns:w16sdtdh="http://schemas.microsoft.com/office/word/2020/wordml/sdtdatahash" xmlns:w16sdtfl="http://schemas.microsoft.com/office/word/2024/wordml/sdtformatlock" xmlns:w16se="http://schemas.microsoft.com/office/word/2015/wordml/symex" xmlns:wpg="http://schemas.microsoft.com/office/word/2010/wordprocessingGroup" xmlns:wpi="http://schemas.microsoft.com/office/word/2010/wordprocessingInk" xmlns:wne="http://schemas.microsoft.com/office/word/2006/wordml" xmlns:wps="http://schemas.microsoft.com/office/word/2010/wordprocessingShape" mc:Ignorable="w14 w15 w16se w16cid w16 w16cex w16sdtdh w16sdtfl w16du wp14">
+  <w:p>
+    <w:pPr>
+      <w:pStyle w:val="En-tte"/>
+      <w:pBdr>
+        <w:bottom w:val="single" w:sz="4" w:space="1" w:color="auto"/>
+      </w:pBdr>
+      <w:jc w:val="center"/>
+    </w:pPr>
+    <w:r>
+      <w:t>CARON Mathieu – IF01 – Team 3M</w:t>
+    </w:r>
+  </w:p>
+</w:hdr>
 </file>
 
 <file path=word/styles.xml><?xml version="1.0" encoding="utf-8"?>
@@ -930,6 +1387,50 @@
       <w:spacing w:val="5"/>
     </w:rPr>
   </w:style>
+  <w:style w:type="paragraph" w:styleId="En-tte">
+    <w:name w:val="header"/>
+    <w:basedOn w:val="Normal"/>
+    <w:link w:val="En-tteCar"/>
+    <w:uiPriority w:val="99"/>
+    <w:unhideWhenUsed/>
+    <w:rsid w:val="00F16CB5"/>
+    <w:pPr>
+      <w:tabs>
+        <w:tab w:val="center" w:pos="4536"/>
+        <w:tab w:val="right" w:pos="9072"/>
+      </w:tabs>
+      <w:spacing w:after="0" w:line="240" w:lineRule="auto"/>
+    </w:pPr>
+  </w:style>
+  <w:style w:type="character" w:customStyle="1" w:styleId="En-tteCar">
+    <w:name w:val="En-tête Car"/>
+    <w:basedOn w:val="Policepardfaut"/>
+    <w:link w:val="En-tte"/>
+    <w:uiPriority w:val="99"/>
+    <w:rsid w:val="00F16CB5"/>
+  </w:style>
+  <w:style w:type="paragraph" w:styleId="Pieddepage">
+    <w:name w:val="footer"/>
+    <w:basedOn w:val="Normal"/>
+    <w:link w:val="PieddepageCar"/>
+    <w:uiPriority w:val="99"/>
+    <w:unhideWhenUsed/>
+    <w:rsid w:val="00F16CB5"/>
+    <w:pPr>
+      <w:tabs>
+        <w:tab w:val="center" w:pos="4536"/>
+        <w:tab w:val="right" w:pos="9072"/>
+      </w:tabs>
+      <w:spacing w:after="0" w:line="240" w:lineRule="auto"/>
+    </w:pPr>
+  </w:style>
+  <w:style w:type="character" w:customStyle="1" w:styleId="PieddepageCar">
+    <w:name w:val="Pied de page Car"/>
+    <w:basedOn w:val="Policepardfaut"/>
+    <w:link w:val="Pieddepage"/>
+    <w:uiPriority w:val="99"/>
+    <w:rsid w:val="00F16CB5"/>
+  </w:style>
 </w:styles>
 </file>
 

--- a/resultat/Screen_résultats_CARON_Mathieu.docx
+++ b/resultat/Screen_résultats_CARON_Mathieu.docx
@@ -2,6 +2,11 @@
 <file path=word/document.xml><?xml version="1.0" encoding="utf-8"?>
 <w:document xmlns:wpc="http://schemas.microsoft.com/office/word/2010/wordprocessingCanvas" xmlns:cx="http://schemas.microsoft.com/office/drawing/2014/chartex" xmlns:cx1="http://schemas.microsoft.com/office/drawing/2015/9/8/chartex" xmlns:cx2="http://schemas.microsoft.com/office/drawing/2015/10/21/chartex" xmlns:cx3="http://schemas.microsoft.com/office/drawing/2016/5/9/chartex" xmlns:cx4="http://schemas.microsoft.com/office/drawing/2016/5/10/chartex" xmlns:cx5="http://schemas.microsoft.com/office/drawing/2016/5/11/chartex" xmlns:cx6="http://schemas.microsoft.com/office/drawing/2016/5/12/chartex" xmlns:cx7="http://schemas.microsoft.com/office/drawing/2016/5/13/chartex" xmlns:cx8="http://schemas.microsoft.com/office/drawing/2016/5/14/chartex" xmlns:mc="http://schemas.openxmlformats.org/markup-compatibility/2006" xmlns:aink="http://schemas.microsoft.com/office/drawing/2016/ink" xmlns:am3d="http://schemas.microsoft.com/office/drawing/2017/model3d" xmlns:o="urn:schemas-microsoft-com:office:office" xmlns:oel="http://schemas.microsoft.com/office/2019/extlst" xmlns:r="http://schemas.openxmlformats.org/officeDocument/2006/relationships" xmlns:m="http://schemas.openxmlformats.org/officeDocument/2006/math" xmlns:v="urn:schemas-microsoft-com:vml" xmlns:wp14="http://schemas.microsoft.com/office/word/2010/wordprocessingDrawing" xmlns:wp="http://schemas.openxmlformats.org/drawingml/2006/wordprocessingDrawing" xmlns:w10="urn:schemas-microsoft-com:office:word" xmlns:w="http://schemas.openxmlformats.org/wordprocessingml/2006/main" xmlns:w14="http://schemas.microsoft.com/office/word/2010/wordml" xmlns:w15="http://schemas.microsoft.com/office/word/2012/wordml" xmlns:w16cex="http://schemas.microsoft.com/office/word/2018/wordml/cex" xmlns:w16cid="http://schemas.microsoft.com/office/word/2016/wordml/cid" xmlns:w16="http://schemas.microsoft.com/office/word/2018/wordml" xmlns:w16du="http://schemas.microsoft.com/office/word/2023/wordml/word16du" xmlns:w16sdtdh="http://schemas.microsoft.com/office/word/2020/wordml/sdtdatahash" xmlns:w16sdtfl="http://schemas.microsoft.com/office/word/2024/wordml/sdtformatlock" xmlns:w16se="http://schemas.microsoft.com/office/word/2015/wordml/symex" xmlns:wpg="http://schemas.microsoft.com/office/word/2010/wordprocessingGroup" xmlns:wpi="http://schemas.microsoft.com/office/word/2010/wordprocessingInk" xmlns:wne="http://schemas.microsoft.com/office/word/2006/wordml" xmlns:wps="http://schemas.microsoft.com/office/word/2010/wordprocessingShape" mc:Ignorable="w14 w15 w16se w16cid w16 w16cex w16sdtdh w16sdtfl w16du wp14">
   <w:body>
+    <w:p>
+      <w:r>
+        <w:t>TD1 :</w:t>
+      </w:r>
+    </w:p>
     <w:p>
       <w:r>
         <w:rPr>
@@ -290,9 +295,213 @@
         </w:drawing>
       </w:r>
     </w:p>
+    <w:p/>
+    <w:p/>
+    <w:p/>
+    <w:p/>
+    <w:p/>
+    <w:p/>
+    <w:p>
+      <w:r>
+        <w:lastRenderedPageBreak/>
+        <w:t>TD2 :</w:t>
+      </w:r>
+    </w:p>
+    <w:p>
+      <w:r>
+        <w:rPr>
+          <w:noProof/>
+        </w:rPr>
+        <w:drawing>
+          <wp:inline distT="0" distB="0" distL="0" distR="0" wp14:anchorId="24CC058A" wp14:editId="71E92E46">
+            <wp:extent cx="5760720" cy="3180080"/>
+            <wp:effectExtent l="0" t="0" r="5080" b="0"/>
+            <wp:docPr id="1825547386" name="Image 7" descr="Une image contenant texte, capture d’écran&#10;&#10;Le contenu généré par l’IA peut être incorrect."/>
+            <wp:cNvGraphicFramePr>
+              <a:graphicFrameLocks xmlns:a="http://schemas.openxmlformats.org/drawingml/2006/main" noChangeAspect="1"/>
+            </wp:cNvGraphicFramePr>
+            <a:graphic xmlns:a="http://schemas.openxmlformats.org/drawingml/2006/main">
+              <a:graphicData uri="http://schemas.openxmlformats.org/drawingml/2006/picture">
+                <pic:pic xmlns:pic="http://schemas.openxmlformats.org/drawingml/2006/picture">
+                  <pic:nvPicPr>
+                    <pic:cNvPr id="1825547386" name="Image 7" descr="Une image contenant texte, capture d’écran&#10;&#10;Le contenu généré par l’IA peut être incorrect."/>
+                    <pic:cNvPicPr/>
+                  </pic:nvPicPr>
+                  <pic:blipFill>
+                    <a:blip r:embed="rId12" cstate="print">
+                      <a:extLst>
+                        <a:ext uri="{28A0092B-C50C-407E-A947-70E740481C1C}">
+                          <a14:useLocalDpi xmlns:a14="http://schemas.microsoft.com/office/drawing/2010/main" val="0"/>
+                        </a:ext>
+                      </a:extLst>
+                    </a:blip>
+                    <a:stretch>
+                      <a:fillRect/>
+                    </a:stretch>
+                  </pic:blipFill>
+                  <pic:spPr>
+                    <a:xfrm>
+                      <a:off x="0" y="0"/>
+                      <a:ext cx="5760720" cy="3180080"/>
+                    </a:xfrm>
+                    <a:prstGeom prst="rect">
+                      <a:avLst/>
+                    </a:prstGeom>
+                  </pic:spPr>
+                </pic:pic>
+              </a:graphicData>
+            </a:graphic>
+          </wp:inline>
+        </w:drawing>
+      </w:r>
+    </w:p>
+    <w:p>
+      <w:r>
+        <w:rPr>
+          <w:noProof/>
+        </w:rPr>
+        <w:drawing>
+          <wp:inline distT="0" distB="0" distL="0" distR="0" wp14:anchorId="41F1EB68" wp14:editId="162A3DF2">
+            <wp:extent cx="5760720" cy="4157345"/>
+            <wp:effectExtent l="0" t="0" r="5080" b="0"/>
+            <wp:docPr id="2016343312" name="Image 8" descr="Une image contenant texte, capture d’écran, logiciel&#10;&#10;Le contenu généré par l’IA peut être incorrect."/>
+            <wp:cNvGraphicFramePr>
+              <a:graphicFrameLocks xmlns:a="http://schemas.openxmlformats.org/drawingml/2006/main" noChangeAspect="1"/>
+            </wp:cNvGraphicFramePr>
+            <a:graphic xmlns:a="http://schemas.openxmlformats.org/drawingml/2006/main">
+              <a:graphicData uri="http://schemas.openxmlformats.org/drawingml/2006/picture">
+                <pic:pic xmlns:pic="http://schemas.openxmlformats.org/drawingml/2006/picture">
+                  <pic:nvPicPr>
+                    <pic:cNvPr id="2016343312" name="Image 8" descr="Une image contenant texte, capture d’écran, logiciel&#10;&#10;Le contenu généré par l’IA peut être incorrect."/>
+                    <pic:cNvPicPr/>
+                  </pic:nvPicPr>
+                  <pic:blipFill>
+                    <a:blip r:embed="rId13" cstate="print">
+                      <a:extLst>
+                        <a:ext uri="{28A0092B-C50C-407E-A947-70E740481C1C}">
+                          <a14:useLocalDpi xmlns:a14="http://schemas.microsoft.com/office/drawing/2010/main" val="0"/>
+                        </a:ext>
+                      </a:extLst>
+                    </a:blip>
+                    <a:stretch>
+                      <a:fillRect/>
+                    </a:stretch>
+                  </pic:blipFill>
+                  <pic:spPr>
+                    <a:xfrm>
+                      <a:off x="0" y="0"/>
+                      <a:ext cx="5760720" cy="4157345"/>
+                    </a:xfrm>
+                    <a:prstGeom prst="rect">
+                      <a:avLst/>
+                    </a:prstGeom>
+                  </pic:spPr>
+                </pic:pic>
+              </a:graphicData>
+            </a:graphic>
+          </wp:inline>
+        </w:drawing>
+      </w:r>
+    </w:p>
+    <w:p/>
+    <w:p>
+      <w:r>
+        <w:rPr>
+          <w:noProof/>
+        </w:rPr>
+        <w:lastRenderedPageBreak/>
+        <w:drawing>
+          <wp:inline distT="0" distB="0" distL="0" distR="0" wp14:anchorId="427FC3C3" wp14:editId="1F8D98C3">
+            <wp:extent cx="5760720" cy="2783205"/>
+            <wp:effectExtent l="0" t="0" r="5080" b="0"/>
+            <wp:docPr id="202836925" name="Image 10" descr="Une image contenant texte, capture d’écran, Police&#10;&#10;Le contenu généré par l’IA peut être incorrect."/>
+            <wp:cNvGraphicFramePr>
+              <a:graphicFrameLocks xmlns:a="http://schemas.openxmlformats.org/drawingml/2006/main" noChangeAspect="1"/>
+            </wp:cNvGraphicFramePr>
+            <a:graphic xmlns:a="http://schemas.openxmlformats.org/drawingml/2006/main">
+              <a:graphicData uri="http://schemas.openxmlformats.org/drawingml/2006/picture">
+                <pic:pic xmlns:pic="http://schemas.openxmlformats.org/drawingml/2006/picture">
+                  <pic:nvPicPr>
+                    <pic:cNvPr id="202836925" name="Image 10" descr="Une image contenant texte, capture d’écran, Police&#10;&#10;Le contenu généré par l’IA peut être incorrect."/>
+                    <pic:cNvPicPr/>
+                  </pic:nvPicPr>
+                  <pic:blipFill>
+                    <a:blip r:embed="rId14" cstate="print">
+                      <a:extLst>
+                        <a:ext uri="{28A0092B-C50C-407E-A947-70E740481C1C}">
+                          <a14:useLocalDpi xmlns:a14="http://schemas.microsoft.com/office/drawing/2010/main" val="0"/>
+                        </a:ext>
+                      </a:extLst>
+                    </a:blip>
+                    <a:stretch>
+                      <a:fillRect/>
+                    </a:stretch>
+                  </pic:blipFill>
+                  <pic:spPr>
+                    <a:xfrm>
+                      <a:off x="0" y="0"/>
+                      <a:ext cx="5760720" cy="2783205"/>
+                    </a:xfrm>
+                    <a:prstGeom prst="rect">
+                      <a:avLst/>
+                    </a:prstGeom>
+                  </pic:spPr>
+                </pic:pic>
+              </a:graphicData>
+            </a:graphic>
+          </wp:inline>
+        </w:drawing>
+      </w:r>
+      <w:r>
+        <w:rPr>
+          <w:noProof/>
+        </w:rPr>
+        <w:drawing>
+          <wp:inline distT="0" distB="0" distL="0" distR="0" wp14:anchorId="54C5DE67" wp14:editId="64760AEA">
+            <wp:extent cx="5760720" cy="4293870"/>
+            <wp:effectExtent l="0" t="0" r="5080" b="0"/>
+            <wp:docPr id="2061604107" name="Image 9" descr="Une image contenant texte, capture d’écran&#10;&#10;Le contenu généré par l’IA peut être incorrect."/>
+            <wp:cNvGraphicFramePr>
+              <a:graphicFrameLocks xmlns:a="http://schemas.openxmlformats.org/drawingml/2006/main" noChangeAspect="1"/>
+            </wp:cNvGraphicFramePr>
+            <a:graphic xmlns:a="http://schemas.openxmlformats.org/drawingml/2006/main">
+              <a:graphicData uri="http://schemas.openxmlformats.org/drawingml/2006/picture">
+                <pic:pic xmlns:pic="http://schemas.openxmlformats.org/drawingml/2006/picture">
+                  <pic:nvPicPr>
+                    <pic:cNvPr id="2061604107" name="Image 9" descr="Une image contenant texte, capture d’écran&#10;&#10;Le contenu généré par l’IA peut être incorrect."/>
+                    <pic:cNvPicPr/>
+                  </pic:nvPicPr>
+                  <pic:blipFill>
+                    <a:blip r:embed="rId15" cstate="print">
+                      <a:extLst>
+                        <a:ext uri="{28A0092B-C50C-407E-A947-70E740481C1C}">
+                          <a14:useLocalDpi xmlns:a14="http://schemas.microsoft.com/office/drawing/2010/main" val="0"/>
+                        </a:ext>
+                      </a:extLst>
+                    </a:blip>
+                    <a:stretch>
+                      <a:fillRect/>
+                    </a:stretch>
+                  </pic:blipFill>
+                  <pic:spPr>
+                    <a:xfrm>
+                      <a:off x="0" y="0"/>
+                      <a:ext cx="5760720" cy="4293870"/>
+                    </a:xfrm>
+                    <a:prstGeom prst="rect">
+                      <a:avLst/>
+                    </a:prstGeom>
+                  </pic:spPr>
+                </pic:pic>
+              </a:graphicData>
+            </a:graphic>
+          </wp:inline>
+        </w:drawing>
+      </w:r>
+    </w:p>
     <w:sectPr>
-      <w:headerReference w:type="default" r:id="rId12"/>
-      <w:footerReference w:type="default" r:id="rId13"/>
+      <w:headerReference w:type="default" r:id="rId16"/>
+      <w:footerReference w:type="default" r:id="rId17"/>
       <w:pgSz w:w="11906" w:h="16838"/>
       <w:pgMar w:top="1417" w:right="1417" w:bottom="1417" w:left="1417" w:header="708" w:footer="708" w:gutter="0"/>
       <w:cols w:space="708"/>
